--- a/docs/etsy_letter_midi_with_cable.docx
+++ b/docs/etsy_letter_midi_with_cable.docx
@@ -16,6 +16,17 @@
         </w:rPr>
       </w:pPr>
       <w:bookmarkStart w:id="0" w:name="_Hlk130555172"/>
+      <w:r>
+        <w:rPr>
+          <w:rFonts w:ascii="Aptos ExtraBold" w:hAnsi="Aptos ExtraBold"/>
+          <w:b/>
+          <w:bCs/>
+          <w:color w:val="808080" w:themeColor="background1" w:themeShade="80"/>
+          <w:sz w:val="72"/>
+          <w:szCs w:val="72"/>
+        </w:rPr>
+        <w:tab/>
+      </w:r>
       <w:r>
         <w:rPr>
           <w:rFonts w:ascii="Aptos ExtraBold" w:hAnsi="Aptos ExtraBold"/>
@@ -266,100 +277,42 @@
           <w:sz w:val="36"/>
           <w:szCs w:val="36"/>
         </w:rPr>
-        <w:t xml:space="preserve">If you want to change the </w:t>
-      </w:r>
-      <w:r>
-        <w:rPr>
-          <w:color w:val="808080" w:themeColor="background1" w:themeShade="80"/>
-          <w:sz w:val="36"/>
-          <w:szCs w:val="36"/>
-        </w:rPr>
-        <w:t>CC values</w:t>
-      </w:r>
-      <w:r>
-        <w:rPr>
-          <w:color w:val="808080" w:themeColor="background1" w:themeShade="80"/>
-          <w:sz w:val="36"/>
-          <w:szCs w:val="36"/>
-        </w:rPr>
-        <w:t xml:space="preserve"> that are sent when the knob is turned or clicked, go to </w:t>
-      </w:r>
-      <w:hyperlink r:id="rId5" w:history="1">
-        <w:r>
-          <w:rPr>
-            <w:rStyle w:val="Hyperlink"/>
-            <w:b/>
-            <w:bCs/>
-            <w:color w:val="808080" w:themeColor="background1" w:themeShade="80"/>
-            <w:sz w:val="36"/>
-            <w:szCs w:val="36"/>
-          </w:rPr>
-          <w:t>https://midi.skilbeck.com</w:t>
-        </w:r>
-      </w:hyperlink>
-      <w:r>
-        <w:rPr>
-          <w:color w:val="808080" w:themeColor="background1" w:themeShade="80"/>
-          <w:sz w:val="36"/>
-          <w:szCs w:val="36"/>
-        </w:rPr>
-        <w:t>. It should pick up the device automatically</w:t>
-      </w:r>
-      <w:r>
-        <w:rPr>
-          <w:color w:val="808080" w:themeColor="background1" w:themeShade="80"/>
-          <w:sz w:val="36"/>
-          <w:szCs w:val="36"/>
-        </w:rPr>
-        <w:t xml:space="preserve"> - </w:t>
-      </w:r>
-      <w:r>
-        <w:rPr>
-          <w:color w:val="808080" w:themeColor="background1" w:themeShade="80"/>
-          <w:sz w:val="36"/>
-          <w:szCs w:val="36"/>
-        </w:rPr>
-        <w:t xml:space="preserve">if it doesn’t try </w:t>
-      </w:r>
-      <w:r>
-        <w:rPr>
-          <w:color w:val="808080" w:themeColor="background1" w:themeShade="80"/>
-          <w:sz w:val="36"/>
-          <w:szCs w:val="36"/>
-        </w:rPr>
-        <w:t>click</w:t>
-      </w:r>
-      <w:r>
-        <w:rPr>
-          <w:color w:val="808080" w:themeColor="background1" w:themeShade="80"/>
-          <w:sz w:val="36"/>
-          <w:szCs w:val="36"/>
-        </w:rPr>
-        <w:t>ing</w:t>
-      </w:r>
-      <w:r>
-        <w:rPr>
-          <w:color w:val="808080" w:themeColor="background1" w:themeShade="80"/>
-          <w:sz w:val="36"/>
-          <w:szCs w:val="36"/>
-        </w:rPr>
-        <w:t xml:space="preserve"> ‘Scan’ while your Tiny USB </w:t>
-      </w:r>
-      <w:r>
-        <w:rPr>
-          <w:color w:val="808080" w:themeColor="background1" w:themeShade="80"/>
-          <w:sz w:val="36"/>
-          <w:szCs w:val="36"/>
-        </w:rPr>
-        <w:t xml:space="preserve">MIDI </w:t>
-      </w:r>
-      <w:r>
-        <w:rPr>
-          <w:color w:val="808080" w:themeColor="background1" w:themeShade="80"/>
-          <w:sz w:val="36"/>
-          <w:szCs w:val="36"/>
-        </w:rPr>
-        <w:t>Knob is plugged in.</w:t>
+        <w:t xml:space="preserve">If you want to change the CC values that are sent when the knob is turned or clicked, point your browser at </w:t>
+      </w:r>
+      <w:r>
+        <w:rPr>
+          <w:b/>
+          <w:bCs/>
+          <w:color w:val="808080" w:themeColor="background1" w:themeShade="80"/>
+          <w:sz w:val="36"/>
+          <w:szCs w:val="36"/>
+          <w:u w:val="single"/>
+        </w:rPr>
+        <w:t>usbknob.com</w:t>
+      </w:r>
+      <w:r>
+        <w:rPr>
+          <w:color w:val="808080" w:themeColor="background1" w:themeShade="80"/>
+          <w:sz w:val="36"/>
+          <w:szCs w:val="36"/>
+        </w:rPr>
+        <w:t xml:space="preserve">. It should pick up the device automatically, </w:t>
+      </w:r>
+      <w:r>
+        <w:rPr>
+          <w:color w:val="808080" w:themeColor="background1" w:themeShade="80"/>
+          <w:sz w:val="36"/>
+          <w:szCs w:val="36"/>
+        </w:rPr>
+        <w:t>b</w:t>
+      </w:r>
+      <w:r>
+        <w:rPr>
+          <w:color w:val="808080" w:themeColor="background1" w:themeShade="80"/>
+          <w:sz w:val="36"/>
+          <w:szCs w:val="36"/>
+        </w:rPr>
+        <w:t>ut if it doesn’t try clicking ‘Scan’ while your Tiny USB MIDI Knob is plugged in. Safari is not supported.</w:t>
       </w:r>
     </w:p>
     <w:p>
